--- a/example_articles/states/Minnesota/3.states_Minnesota_New_York_Times.docx
+++ b/example_articles/states/Minnesota/3.states_Minnesota_New_York_Times.docx
@@ -27,17 +27,17 @@
     </w:p>
     <w:p>
       <w:r>
-        <w:t>Source File: NYT/33.DOCX</w:t>
+        <w:t>Source file: NYT/33.DOCX</w:t>
       </w:r>
     </w:p>
     <w:p>
       <w:r>
-        <w:t>Raw locations result: ['Minnesota']</w:t>
+        <w:t>Raw locations result, 'locations': ['Minnesota']</w:t>
       </w:r>
     </w:p>
     <w:p>
       <w:r>
-        <w:t>states_stand_flat (Standardized): Minnesota</w:t>
+        <w:t>Standardized locations result, 'states_stand_flat': Minnesota</w:t>
       </w:r>
     </w:p>
     <w:p>

--- a/example_articles/states/Minnesota/3.states_Minnesota_New_York_Times.docx
+++ b/example_articles/states/Minnesota/3.states_Minnesota_New_York_Times.docx
@@ -7,7 +7,7 @@
         <w:pStyle w:val="Heading1"/>
       </w:pPr>
       <w:r>
-        <w:t>Democrats Attack Bloomberg Over His Ties to the Independence Party</w:t>
+        <w:t>Rare Vote Set On a Union In Fast Food</w:t>
       </w:r>
     </w:p>
     <w:p>
@@ -17,17 +17,17 @@
     </w:p>
     <w:p>
       <w:r>
-        <w:t>Date: 2005-06-04</w:t>
+        <w:t>Date: 2010-10-21</w:t>
       </w:r>
     </w:p>
     <w:p>
       <w:r>
-        <w:t>Section: Section B; Column 1; Metropolitan Desk; Pg. 4</w:t>
+        <w:t>Section: Section B; Column 0; Business/Financial Desk; Pg. 1</w:t>
       </w:r>
     </w:p>
     <w:p>
       <w:r>
-        <w:t>Source file: NYT/33.DOCX</w:t>
+        <w:t>Source file: NYT/39.DOCX</w:t>
       </w:r>
     </w:p>
     <w:p>
@@ -49,38 +49,68 @@
     </w:p>
     <w:p>
       <w:r>
-        <w:t>Mayor Michael R. Bloomberg came under a slashing attack by Democrats yesterday for donating $250,000 to the New York Independence Party and accepting its support in spite of written remarks by an influential party official, Lenora B. Fulani, criticizing Jews and Israel.</w:t>
+        <w:t>MINNEAPOLIS -- The Jimmy John's restaurants here are known for serving attitude with their sandwiches. Many of their young workers wear nose rings, beards and dreadlocks, and the shops sport mottoes like ''The Customer Is Usually Right'' and ''Subs So Fast You'll Freak.''</w:t>
         <w:br/>
-        <w:t xml:space="preserve"> Appearing on a WNBC-TV forum to be broadcast at 6:30 tomorrow morning, the four Democratic mayoral contenders criticized Mr. Bloomberg for continuing to ally himself with the party even though Dr. Fulani recently refused to disavow her remarks, written in 1989, that Jews ''had to sell their souls to acquire Israel'' and ''function as mass murderers of people of color'' to keep control of it.</w:t>
+        <w:t>But recently, the employees at the 10 shops here have started to exude more attitude than management would like. Some of the 200 workers wear T-shirts that say, ''Wages So Low You'll Freak,'' and many are backing a campaign to unionize the shops, which compete with Subway and Quiznos.</w:t>
         <w:br/>
-        <w:t xml:space="preserve"> While Mr. Bloomberg has repudiated those comments, one Democratic challenger, Fernando Ferrer, called on the mayor to go further and seek a refund of his $250,000, which he donated last year for party-building activities.</w:t>
+        <w:t>The unionization drive is one of the few efforts to organize fast-food workers in American history. Employees will vote Friday, and if the union wins, organizers say they will seek to unionize fast-food workers in other cities.</w:t>
         <w:br/>
-        <w:t xml:space="preserve"> ''He ought to demand that quarter of a million dollars back, and he ought to be very, very concerned about the direction of that party,'' Mr. Ferrer said. ''I've never sought nor accepted the support of the Independence Party as long as she is around, because those statements are palpably, basically, clearly anti-Semitic.''</w:t>
+        <w:t>The issues that have roused the Jimmy John's workers are typical of what many low-end service-sector workers face: earning the $7.25-an-hour minimum wage or slightly above that, working unpredictable and often short shifts and dealing with their bosses' wrath when they call in sick.</w:t>
         <w:br/>
-        <w:t xml:space="preserve"> Bloomberg campaign officials said yesterday that the money would stay with the party and dismissed the criticism.</w:t>
+        <w:t>Most unions have shied away from trying to organize fast-food workers because the employees tend to be young, with high turnover. But that has not dissuaded the Industrial Workers of the World, which tried to organize workers at Starbucks coffee shops without success.</w:t>
         <w:br/>
-        <w:t xml:space="preserve"> ''It's hypocritical to insult tens of thousands of independent New Yorkers who vote on this line and forget during a Democratic debate to mention Eliot Spitzer and Chuck Schumer also court and run on the Independence line,'' said Kevin Sheekey, the mayor's campaign manager, referring to the state's attorney general and senior United States senator.</w:t>
+        <w:t>A century ago, the I.W.W. -- better known as the Wobblies -- was a swaggering, radical union with 100,000 members and legendary leaders like Mary Harris Jones (known as Mother Jones) and Big Bill Haywood. The union often clashed with police officers and Pinkerton security guards as it organized lumberjacks, dockworkers and miners.</w:t>
         <w:br/>
-        <w:t xml:space="preserve"> While all of the Democratic candidates were on the attack over Dr. Fulani, two of the contenders, United States Representative Anthony D. Weiner and the City Council speaker, Gifford Miller, also found themselves trying to explain their own past ties to the Independence Party.</w:t>
+        <w:t>These days, the Wobblies have just 1,600 members in the United States, and have union contracts with a handful of employers. But if they can flex their muscles anywhere, it may be in organizing the Jimmy John's workers of Minneapolis. Union supporters say more than 60 percent of the workers signed cards asking for a unionization election.</w:t>
         <w:br/>
-        <w:t xml:space="preserve"> Both men once accepted the party's endorsement in the 1990's, but argued yesterday that Dr. Fulani did not hold as much power then, even though she was a founding member of the party and her past comments had been publicized.</w:t>
+        <w:t>''A union in fast food is an idea whose time has come,'' said Emily Przybylski, a bike delivery worker at Jimmy John's who is also a social work student at the University of Minnesota. ''There are millions of workers in this industry living in poverty, with no consistent scheduling, no job security and no respect. It's time for change.''</w:t>
         <w:br/>
-        <w:t xml:space="preserve"> Mr. Weiner, who has cast himself as a peerless champion of Israel in the mayoral race, said he once accepted the endorsement of the Queens branch because Dr. Fulani had nothing to do with it, regardless of her role in the state organization.</w:t>
+        <w:t>Mike Mulligan, the franchisee who owns the Jimmy John's shops here, is pressing employees to vote against joining the I.W.W., which he says is a dangerous ''socialist-anarchist organization'' that ''proudly preaches the overthrow of capitalism.''</w:t>
         <w:br/>
-        <w:t xml:space="preserve"> ''After they took over the party with this anti-Semite, I said 'never again,''' Mr. Weiner said.</w:t>
+        <w:t>''This is a group hellbent on bringing down someone, anyone, in the fast-food industry, and we just happened to be the next on the list,'' said Mr. Mulligan, a retired senior vice president with Supervalu, a national grocery company.</w:t>
         <w:br/>
-        <w:t xml:space="preserve"> Mr. Miller offered a similar explanation, then tried to suggest that the mayor should have also known better and cut ties with the party as Mr. Miller had.</w:t>
+        <w:t>But the I.W.W.'s radical past seems to appeal to the pro-union workers -- some accuse Mr. Mulligan of red-baiting. They see the Wobblies as a proud link to America's working-class history -- a symbol of rage against the machine and an ancestor of the rebellious hip-hop culture that they love.</w:t>
         <w:br/>
-        <w:t xml:space="preserve"> ''The issue here is not what Mike Bloomberg is saying about her words, the issue is what he's doing about her words,'' Mr. Miller said. ''He knew the history. Her repetition of these statements recently is just the latest in it.'' </w:t>
+        <w:t>The Jimmy John's chain, based in Champaign, Ill., has more than 1,000 shops nationwide. Mr. Mulligan's 10 restaurants are spread throughout Minneapolis -- in the Skyway, near the Nicollet pedestrian mall, and in Dinkytown, a university neighborhood that many music historians say inspired Bob Dylan's ''Positively 4th Street.''</w:t>
         <w:br/>
-        <w:t xml:space="preserve"> Jacqueline Salit, a spokeswoman for the Independence Party and its liaison to the Bloomberg administration, said Mr. Weiner and Mr. Miller were being disingenuous. Ms. Salit noted that Dr. Fulani was a leading member of the party when it endorsed both men in the 1990's, and, she said, Dr. Fulani never took it over. An internal power struggle several years ago did result in greater powers for the branches, which Dr. Fulani supported.</w:t>
+        <w:t>The stores are slick, sassy places, with bold red and black tiles, dozens of humorous signs, and a menu of two dozen sandwiches, including several $4.50, eight-inch subs.</w:t>
         <w:br/>
-        <w:t xml:space="preserve"> The Independence Party, the state's third largest, endorsed Mr. Bloomberg's re-election effort May 28. The mayor, a Republican, has said he would accept the endorsement, as he did in 2001; that year he won more than 59,000 votes on the Independence line, which exceeded his margin of victory.</w:t>
+        <w:t>Some workplace specialists view the unionization drive with skepticism. ''It's clearly an uphill battle,'' said John W. Budd, a professor of industrial relations at the University of Minnesota's Carlson School of Management. ''It's hard to unionize places like this because of the high turnover and because there are a lot of teen workers who don't want to get involved.''</w:t>
         <w:br/>
-        <w:t xml:space="preserve"> Also yesterday, Assemblywoman Catherine T. Nolan, a Queens Democrat, endorsed Mr. Ferrer for mayor at the Sunnyside Community Services center for the elderly. In making the endorsement, Ms. Nolan emphasized Mr. Ferrer's working-class background and concern for education, housing and health care.                             </w:t>
+        <w:t>But Jen Thompson, a mother of two who earns $7.75 an hour as a sandwich maker, said that so many workers were upset with management that the union had an excellent chance. ''The owners are definitely underestimating how many people support the union,'' she said. ''We're tired of getting treated like garbage. We don't get paid well, and we get horrible hours.''</w:t>
+        <w:br/>
+        <w:t>Ms. Thompson, 22, whose husband also works at Jimmy John's, said that they earned so little -- she works just 12 hours a week -- that her husband had joined the National Guard in part to bring in more money. One recent evening, after her car broke down, she asked her father to buy diapers for her 18-month-old because she was so financially stretched, she said.</w:t>
+        <w:br/>
+        <w:t>One big complaint is how managers handle ill workers. When sandwich makers or delivery workers called in sick, several workers said, managers pressed them to find someone to take their shift. If they could not find a replacement, they were sometimes given a written reprimand. As a result, many employees have shown up to work while sick, the workers said.</w:t>
+        <w:br/>
+        <w:t>Micah Buckley-Farlee, a bike delivery worker who earns $7.50 an hour plus several dollars an hour in tips, complained that management sometimes required workers to show up for three-hour lunch shifts, but then sent them home after 10 minutes or an hour when business was slow. Workers then were paid for just those short periods.</w:t>
+        <w:br/>
+        <w:t>Mr. Buckley-Farlee, who has a collapsed lung condition, said that once when he felt a collapse was imminent, he called in sick and was told to find a replacement.</w:t>
+        <w:br/>
+        <w:t>''I want a union for the little things -- if you want a raise and the manager says no, you don't have much redress,'' he said. ''And as for the big things like health coverage, you can't get anywhere without a union.''</w:t>
+        <w:br/>
+        <w:t>Mr. Mulligan said his franchise appeared to be the victim of left-wing activists who were looking for an employer to be a target. ''This isn't a situation where our employees decided they were treated unfairly and sought out union representation,'' he said. He added that the Jimmy John's activists include a veteran of the I.W.W.'s long effort to unionize Starbucks baristas.</w:t>
+        <w:br/>
+        <w:t>Mr. Mulligan said he was an excellent employer who had hired many minority workers, promoted many workers into management and hired some ex-felons to help them get back on track. He said the fast-food industry was necessarily one of peak periods, part-time work and three-hour shifts. His company, he added, tells workers to stay home when they have the flu or another substantial illness.</w:t>
+        <w:br/>
+        <w:t>The headquarters of Jimmy John's backs Mr. Mulligan, saying, ''Our franchisees offer competitive wages, and good local jobs with a stable, growing company, and they value their relationship with their employees.''</w:t>
+        <w:br/>
+        <w:t>Neil Bailey, 29, a stockroom worker who earns $8 an hour after six years at Jimmy John's, said he opposed the union.</w:t>
+        <w:br/>
+        <w:t>''I'm worried that they won't advocate for a wage increase, that they'll advocate for profit-sharing or health care, which sadly the employer can't provide because it would be far too expensive,'' he said. ''I'm worried the union would be happy to force a strike, and I don't believe that is a desirable outcome if you're working on behalf of the work force.''</w:t>
+        <w:br/>
+        <w:t>Steven Smith, a 42-year-old meat cutter who earns $8.35 an hour after three years, also opposes the union. He said it would be difficult for Mr. Mulligan to pay much more than minimum wage because his competitors generally pay the same amount. ''How much do you expect to get paid for making a baloney sandwich or cutting a pickle in half?'' Mr. Smith said. ''This is not rocket science.''</w:t>
         <w:br/>
         <w:br/>
         <w:t>http://www.nytimes.com</w:t>
+        <w:br/>
+        <w:br/>
+        <w:t>Graphic</w:t>
+        <w:br/>
+        <w:br/>
+        <w:t xml:space="preserve"> </w:t>
+        <w:br/>
+        <w:t>PHOTO: Rob Mulligan, left, whose father owns the Jimmy John's franchise outlets in Minneapolis, and Steven Smith, a worker. (PHOTOGRAPH BY CRAIG LASSIG FOR THE NEW YORK TIMES)</w:t>
       </w:r>
     </w:p>
     <w:sectPr>

--- a/example_articles/states/Minnesota/3.states_Minnesota_New_York_Times.docx
+++ b/example_articles/states/Minnesota/3.states_Minnesota_New_York_Times.docx
@@ -7,7 +7,7 @@
         <w:pStyle w:val="Heading1"/>
       </w:pPr>
       <w:r>
-        <w:t>Rare Vote Set On a Union In Fast Food</w:t>
+        <w:t>Outside the Pizza Box</w:t>
       </w:r>
     </w:p>
     <w:p>
@@ -17,17 +17,17 @@
     </w:p>
     <w:p>
       <w:r>
-        <w:t>Date: 2010-10-21</w:t>
+        <w:t>Date: 2019-09-11</w:t>
       </w:r>
     </w:p>
     <w:p>
       <w:r>
-        <w:t>Section: Section B; Column 0; Business/Financial Desk; Pg. 1</w:t>
+        <w:t>Section: Section D; Column 0; Dining In, Dining Out / Style Desk; Pg. 1</w:t>
       </w:r>
     </w:p>
     <w:p>
       <w:r>
-        <w:t>Source file: NYT/39.DOCX</w:t>
+        <w:t>Source file: NYT/26.DOCX</w:t>
       </w:r>
     </w:p>
     <w:p>
@@ -49,60 +49,118 @@
     </w:p>
     <w:p>
       <w:r>
-        <w:t>MINNEAPOLIS -- The Jimmy John's restaurants here are known for serving attitude with their sandwiches. Many of their young workers wear nose rings, beards and dreadlocks, and the shops sport mottoes like ''The Customer Is Usually Right'' and ''Subs So Fast You'll Freak.''</w:t>
+        <w:t>MINNEAPOLIS -- Last summer, Ann Kim announced that she would open a restaurant inspired by a trip to Valle de Guadalupe, Mexico, where she had tasted handmade heirloom blue-corn tortillas that moved her to tears.</w:t>
         <w:br/>
-        <w:t>But recently, the employees at the 10 shops here have started to exude more attitude than management would like. Some of the 200 workers wear T-shirts that say, ''Wages So Low You'll Freak,'' and many are backing a campaign to unionize the shops, which compete with Subway and Quiznos.</w:t>
+        <w:t xml:space="preserve">The Twin Cities news media responded with reports about her intention to open a Mexican restaurant. A year later, Ms. Kim, one of this city's most celebrated chef-restaurateurs, is still gathering ideas for the restaurant -- and still worried that she sent the wrong message. </w:t>
         <w:br/>
-        <w:t>The unionization drive is one of the few efforts to organize fast-food workers in American history. Employees will vote Friday, and if the union wins, organizers say they will seek to unionize fast-food workers in other cities.</w:t>
+        <w:t xml:space="preserve">  ''Everyone was like, 'Ann's going to do a taqueria,''' Ms. Kim said. ''I still don't even know what the food is going to be. I'm a Korean that grew up in the suburbs of Minneapolis who tried this tortilla that made me cry. That's what I know.''</w:t>
         <w:br/>
-        <w:t>The issues that have roused the Jimmy John's workers are typical of what many low-end service-sector workers face: earning the $7.25-an-hour minimum wage or slightly above that, working unpredictable and often short shifts and dealing with their bosses' wrath when they call in sick.</w:t>
+        <w:t xml:space="preserve">  Ms. Kim, 46, has been defying preconceptions for much of her life. A former actress, she had never so much as waited tables before opening her first restaurant, Pizzeria Lola, in 2010 with her husband and business partner, Conrad Leifur, who was also a first-time restaurateur. Today the couple operate three successful Minneapolis-area restaurants, none of which are Mexican -- or strictly Korean, for that matter.</w:t>
         <w:br/>
-        <w:t>Most unions have shied away from trying to organize fast-food workers because the employees tend to be young, with high turnover. But that has not dissuaded the Industrial Workers of the World, which tried to organize workers at Starbucks coffee shops without success.</w:t>
+        <w:t xml:space="preserve">  They're all pizzerias, to varying degrees. Two feature soft-serve ice cream, a tribute to the treat Ms. Kim's parents allowed her and her sister on the special occasions they visited McDonald's.</w:t>
         <w:br/>
-        <w:t>A century ago, the I.W.W. -- better known as the Wobblies -- was a swaggering, radical union with 100,000 members and legendary leaders like Mary Harris Jones (known as Mother Jones) and Big Bill Haywood. The union often clashed with police officers and Pinkerton security guards as it organized lumberjacks, dockworkers and miners.</w:t>
+        <w:t xml:space="preserve">  ''I make the kind of pizza I want to eat, and I serve soft-serve,'' Ms. Kim said. ''No one ever told me you can't do that because you're Korean.''</w:t>
         <w:br/>
-        <w:t>These days, the Wobblies have just 1,600 members in the United States, and have union contracts with a handful of employers. But if they can flex their muscles anywhere, it may be in organizing the Jimmy John's workers of Minneapolis. Union supporters say more than 60 percent of the workers signed cards asking for a unionization election.</w:t>
+        <w:t xml:space="preserve">  Young Joni, which opened in 2016, is the newest and most ambitious of her projects. It's a genre-bending restaurant that happens to serve pizza, and it has turned Ms. Kim into a bright star in a restaurant scene that, in the Midwest, arguably ranks second only to Chicago's.</w:t>
         <w:br/>
-        <w:t>''A union in fast food is an idea whose time has come,'' said Emily Przybylski, a bike delivery worker at Jimmy John's who is also a social work student at the University of Minnesota. ''There are millions of workers in this industry living in poverty, with no consistent scheduling, no job security and no respect. It's time for change.''</w:t>
+        <w:t xml:space="preserve">  In May, she became the sixth local cook in 10 years to win the James Beard Foundation award for Best Chef: Midwest, and the first person of color, and first woman, from the Minneapolis area to receive the honor.</w:t>
         <w:br/>
-        <w:t>Mike Mulligan, the franchisee who owns the Jimmy John's shops here, is pressing employees to vote against joining the I.W.W., which he says is a dangerous ''socialist-anarchist organization'' that ''proudly preaches the overthrow of capitalism.''</w:t>
+        <w:t xml:space="preserve">  ''One of the many reasons why this is such an exciting era for Twin Cities dining can be summed up in two words: Young Joni,'' wrote Rick Nelson, the Star Tribune's restaurant critic, in naming it restaurant of the year in 2017. GQ and Eater named it one of the country's best new restaurants the same year.</w:t>
         <w:br/>
-        <w:t>''This is a group hellbent on bringing down someone, anyone, in the fast-food industry, and we just happened to be the next on the list,'' said Mr. Mulligan, a retired senior vice president with Supervalu, a national grocery company.</w:t>
+        <w:t xml:space="preserve">  The plaudits recognize the imagination and drive of a novice who turned her lack of restaurant experience into an asset. Young Joni draws on the creative tools Ms. Kim honed in theater, and brings to life the vision of an immigrant who arrived in the United States at age 4, and grew up eating her grandmother's kimchi and banchan along with fried chicken from KFC.</w:t>
         <w:br/>
-        <w:t>But the I.W.W.'s radical past seems to appeal to the pro-union workers -- some accuse Mr. Mulligan of red-baiting. They see the Wobblies as a proud link to America's working-class history -- a symbol of rage against the machine and an ancestor of the rebellious hip-hop culture that they love.</w:t>
+        <w:t xml:space="preserve">  The restaurant's format is similar to that of regionally distinct, not-just-pizzerias like Roberta's in Brooklyn, Hog &amp; Hominy in Memphis and Gjelina in Los Angeles. These menus are filled with items other than pizza -- in Joni's case, a mix of artfully composed plates of seasonal produce and meats roasted in wood-fired ovens.</w:t>
         <w:br/>
-        <w:t>The Jimmy John's chain, based in Champaign, Ill., has more than 1,000 shops nationwide. Mr. Mulligan's 10 restaurants are spread throughout Minneapolis -- in the Skyway, near the Nicollet pedestrian mall, and in Dinkytown, a university neighborhood that many music historians say inspired Bob Dylan's ''Positively 4th Street.''</w:t>
+        <w:t xml:space="preserve">  Many dishes -- garlic-scape kimchi, spicy-sweet short-rib pizza, a farro salad based loosely on bibimbap -- draw liberally from Ms. Kim's Korean-American childhood, deepening the restaurant's flavor palette while stopping short of defining its sensibility.</w:t>
         <w:br/>
-        <w:t>The stores are slick, sassy places, with bold red and black tiles, dozens of humorous signs, and a menu of two dozen sandwiches, including several $4.50, eight-inch subs.</w:t>
+        <w:t xml:space="preserve">  ''This is just the food I like,'' Ms. Kim said.</w:t>
         <w:br/>
-        <w:t>Some workplace specialists view the unionization drive with skepticism. ''It's clearly an uphill battle,'' said John W. Budd, a professor of industrial relations at the University of Minnesota's Carlson School of Management. ''It's hard to unionize places like this because of the high turnover and because there are a lot of teen workers who don't want to get involved.''</w:t>
+        <w:t xml:space="preserve">  Growing up in Apple Valley, a Twin Cities suburb, she said, ''I felt like a Midwesterner. I identified as Minnesotan. I never really identified as Korean. I'd always tried to hide it. My food is an expression of that.''</w:t>
         <w:br/>
-        <w:t>But Jen Thompson, a mother of two who earns $7.75 an hour as a sandwich maker, said that so many workers were upset with management that the union had an excellent chance. ''The owners are definitely underestimating how many people support the union,'' she said. ''We're tired of getting treated like garbage. We don't get paid well, and we get horrible hours.''</w:t>
+        <w:t xml:space="preserve">  She entered the restaurant business around the time the foundation was being laid for the Twin Cities' culinary flowering, fostered by an adventurous dining public and a multiethnic talent pool that belie outdated stereotypes of this Scandinavian stronghold.</w:t>
         <w:br/>
-        <w:t>Ms. Thompson, 22, whose husband also works at Jimmy John's, said that they earned so little -- she works just 12 hours a week -- that her husband had joined the National Guard in part to bring in more money. One recent evening, after her car broke down, she asked her father to buy diapers for her 18-month-old because she was so financially stretched, she said.</w:t>
+        <w:t xml:space="preserve">  The scene's energy flows from a diverse array of tastemakers, like Gavin Kaysen, whose tutelage by Daniel Boulud is evident at his downtown Minneapolis flagship Spoon and Stable, and Yia Vang, a rising talent who is shining a light on the food of the large local Hmong population at Union Hmong Kitchen, a catering business that operates pop-ups and a food truck.</w:t>
         <w:br/>
-        <w:t>One big complaint is how managers handle ill workers. When sandwich makers or delivery workers called in sick, several workers said, managers pressed them to find someone to take their shift. If they could not find a replacement, they were sometimes given a written reprimand. As a result, many employees have shown up to work while sick, the workers said.</w:t>
+        <w:t xml:space="preserve">  Hai Hai, an Asian street-food restaurant owned in part by the Vietnamese-American chef Christina Nguyen, and Colita, where the Argentina-born chef Daniel del Prado blends Mexican cooking with barbecue, are two of the most successful new local restaurant openings of the past two years.</w:t>
         <w:br/>
-        <w:t>Micah Buckley-Farlee, a bike delivery worker who earns $7.50 an hour plus several dollars an hour in tips, complained that management sometimes required workers to show up for three-hour lunch shifts, but then sent them home after 10 minutes or an hour when business was slow. Workers then were paid for just those short periods.</w:t>
+        <w:t xml:space="preserve">  Ms. Kim credits her fast rise to rigorous self-education. ''I read, I ate, I reached out to people I respected,'' she said. ''I was a sponge.''</w:t>
         <w:br/>
-        <w:t>Mr. Buckley-Farlee, who has a collapsed lung condition, said that once when he felt a collapse was imminent, he called in sick and was told to find a replacement.</w:t>
+        <w:t xml:space="preserve">  Alex Roberts, the chef and owner of the 20-year-old Restaurant Alma, near the University of Minnesota's Minneapolis campus, was one of the first chefs Ms. Kim tapped for advice. He was struck by the unusual combination of gifts she already possessed.</w:t>
         <w:br/>
-        <w:t>''I want a union for the little things -- if you want a raise and the manager says no, you don't have much redress,'' he said. ''And as for the big things like health coverage, you can't get anywhere without a union.''</w:t>
+        <w:t xml:space="preserve">  ''Ann's palate was already drawn to aromatics and umami, growing up in a Korean household -- and now tastes are evolving in that direction,'' Mr. Roberts said.</w:t>
         <w:br/>
-        <w:t>Mr. Mulligan said his franchise appeared to be the victim of left-wing activists who were looking for an employer to be a target. ''This isn't a situation where our employees decided they were treated unfairly and sought out union representation,'' he said. He added that the Jimmy John's activists include a veteran of the I.W.W.'s long effort to unionize Starbucks baristas.</w:t>
+        <w:t xml:space="preserve">  He believes her background in theater also gave her a creative leg-up on the competition. ''She talks about her ideas with humility, and is open to collaboration,'' he said. ''It seems like she came out of nowhere, but maybe in fact she was more qualified than everyone else.''</w:t>
         <w:br/>
-        <w:t>Mr. Mulligan said he was an excellent employer who had hired many minority workers, promoted many workers into management and hired some ex-felons to help them get back on track. He said the fast-food industry was necessarily one of peak periods, part-time work and three-hour shifts. His company, he added, tells workers to stay home when they have the flu or another substantial illness.</w:t>
+        <w:t xml:space="preserve">  Young Joni was constructed inside a former Polish community center in northeast Minneapolis. The open kitchen's wood-fired ovens and grills cast a warm glow over the large dining room that is accentuated by a design heavy on natural wood. Exposed beams are set at an angle from the walls.</w:t>
         <w:br/>
-        <w:t>The headquarters of Jimmy John's backs Mr. Mulligan, saying, ''Our franchisees offer competitive wages, and good local jobs with a stable, growing company, and they value their relationship with their employees.''</w:t>
+        <w:t xml:space="preserve">  ''When you come in, you're at odds with the space,'' said Milo Garcia, a founder of Studio MAI in Los Angeles, who designed Young Joni. ''Turning something on its axis makes it feel a little more lived in.''</w:t>
         <w:br/>
-        <w:t>Neil Bailey, 29, a stockroom worker who earns $8 an hour after six years at Jimmy John's, said he opposed the union.</w:t>
+        <w:t xml:space="preserve">  Ms. Kim cold-called Mr. Garcia after falling for the beachside atmospherics at Gjelina, a MAI client. The firm designed the Back Bar, a speakeasy behind an unmarked exterior door at the rear of Young Joni's building, to resemble the lakeside cabin that her husband's family owns in his native North Dakota. The small room is wrapped in vintage-style floral wallpaper.</w:t>
         <w:br/>
-        <w:t>''I'm worried that they won't advocate for a wage increase, that they'll advocate for profit-sharing or health care, which sadly the employer can't provide because it would be far too expensive,'' he said. ''I'm worried the union would be happy to force a strike, and I don't believe that is a desirable outcome if you're working on behalf of the work force.''</w:t>
+        <w:t xml:space="preserve">  ''Everyone around here has a memory of a place like this,'' said Mr. Leifur, a Yale-educated former investment analyst, sipping a beer from a Back Bar table across the room from his grandmother's upright piano. ''Ann likes to do things with a history and a past, and reimagine it.''</w:t>
         <w:br/>
-        <w:t>Steven Smith, a 42-year-old meat cutter who earns $8.35 an hour after three years, also opposes the union. He said it would be difficult for Mr. Mulligan to pay much more than minimum wage because his competitors generally pay the same amount. ''How much do you expect to get paid for making a baloney sandwich or cutting a pickle in half?'' Mr. Smith said. ''This is not rocket science.''</w:t>
+        <w:t xml:space="preserve">  Ms. Kim and her collaborators refer to her creative process as ''remixing.''</w:t>
+        <w:br/>
+        <w:t xml:space="preserve">  ''It's purely aesthetic and tactile and sensory,'' said Dan Ibarra, a graphic designer who advises Ms. Kim on branding. ''It's more like an artist working with media.''</w:t>
+        <w:br/>
+        <w:t xml:space="preserve">  Mr. Ibarra and his business partner, Kevin Wade, joined Ms. Kim at the headquarters of Vestalia Hospitality, her and Mr. Leifur's restaurant company, in the city's Uptown neighborhood, to discuss the new restaurant, Sooki &amp; Mimi, projected to open a mile away early next year.</w:t>
+        <w:br/>
+        <w:t xml:space="preserve">  All agreed that finding the right name was crucial for such a complicated enterprise. The team rejected Latin-sounding words, fearful that they would pigeonhole the restaurant. The name, Mr. Ibarra said, ''definitely needed to be an empty vessel.''</w:t>
+        <w:br/>
+        <w:t xml:space="preserve">  Ms. Kim is also wary of any hint of cultural appropriation -- a charge often leveled these days at chefs who work in cuisines they weren't born into.</w:t>
+        <w:br/>
+        <w:t xml:space="preserve">  The topic became volatile in the Twin Cities last year, when the television celebrity Andrew Zimmern, who is white, made what he later conceded were insensitive remarks about Chinese-American restaurants as he prepared to open Lucky Cricket, his Asian fast casual restaurant in a Minneapolis suburb.</w:t>
+        <w:br/>
+        <w:t xml:space="preserve">  Ms. Kim is at pains to frame her efforts to master new cuisines -- she is trying to learn how to hand-grind nixtamalized corn, and will travel to Spain this month to explore how churros are made -- as an exercise in respect, not acquisition.</w:t>
+        <w:br/>
+        <w:t xml:space="preserve">  ''I am not saying I'm the queen of tortillas,'' she said. ''Let's make that very clear.''</w:t>
+        <w:br/>
+        <w:t xml:space="preserve">  Sooki was the nickname of Ms. Kim's maternal grandmother, Sook Young Kim. Mimi was her ''adopted grandmother,'' Thelma Lange, the mother of her white, Minnesota-born uncle.</w:t>
+        <w:br/>
+        <w:t xml:space="preserve">  ''He sponsored our family to get a visa and ultimately citizenship,'' said Ms. Kim, whose family immigrated from South Korea to Minnesota in 1977. ''His family became our only other family.''</w:t>
+        <w:br/>
+        <w:t xml:space="preserve">  ''Sooki was the one who gave us sustenance and all the things that were Korean,'' she added, ''making the stinky gochujang in the jangdok, and the kimchi.''</w:t>
+        <w:br/>
+        <w:t xml:space="preserve">  Mimi, by contrast, ''wanted us to assimilate. She wanted to make sure we read books and had season tickets to the orchestra and Children's Theatre. I really kind of wanted to be Mimi.''</w:t>
+        <w:br/>
+        <w:t xml:space="preserve">  Ms. Kim's experience growing up as one of the few Asians in a predominantly white suburb has become the animating tension in her professional life.</w:t>
+        <w:br/>
+        <w:t xml:space="preserve">  ''I didn't even tell my parents I was opening a restaurant until a week before we opened'' Pizzeria Lola, Ms. Kim said. (Her other restaurant is Hello Pizza, a New York-style slice and sandwich place in suburban Edina.)</w:t>
+        <w:br/>
+        <w:t xml:space="preserve">  She had pleased her working-class parents by graduating from Columbia University, but then upset them by choosing acting over the more stable professions they preferred.</w:t>
+        <w:br/>
+        <w:t xml:space="preserve">  ''My parents disowned me for a time,'' she said. ''They worked hard for me and my sister. They didn't speak English. We were on government assistance for a time -- I still remember the government cheese. Their dream wasn't for me to struggle as an actor or a cook.''</w:t>
+        <w:br/>
+        <w:t xml:space="preserve">  Ms. Kim landed roles in productions staged by the most respected local companies, including the Guthrie Theater, and made enough to pay off her student loans. But she felt her race limited the parts she could get, and over time the ''passion became a hustle,'' she said. ''I felt like I didn't have any agency, regardless of how hard I tried.''</w:t>
+        <w:br/>
+        <w:t xml:space="preserve">  Ms. Kim alluded to her sometimes painful career path in an emotional acceptance speech at the James Beard Awards ceremony in May. ''My journey has not been easy, it has not been linear, it has not been conventional,'' Ms. Kim said. She described the courage it took to change professions with an alliterative pairing of an expletive with the word ''fear.''</w:t>
+        <w:br/>
+        <w:t xml:space="preserve">  The hashtag-able applause line captured qualities that endear Ms. Kim to her creative partners. ''Ann has this angst about her, this drive and stubbornness that we love,'' said Mr. Garcia, the designer.</w:t>
+        <w:br/>
+        <w:t xml:space="preserve">  Ms. Kim regards every restaurant as a high-stakes gambit, but none more so than Sooki &amp; Mimi. ''When I opened Lola, nobody cared who I was,'' she said.</w:t>
+        <w:br/>
+        <w:t xml:space="preserve">  More pressure comes from the symbolism of the new restaurant's address. For more than three decades it was the home of Lucia's, a beloved Minneapolis restaurant whose chef and founder, Lucia Watson, helped advance the idea of treating Upper Midwestern ingredients and recipes with reverence.</w:t>
+        <w:br/>
+        <w:t xml:space="preserve">  ''I want to honor her legacy,'' Ms. Kim said. ''I'm excited, and I'm nervous.''</w:t>
+        <w:br/>
+        <w:t xml:space="preserve">  She was standing in the stripped-to-studs space that will be Sooki &amp; Mimi's dining room. She circulated among her collaborators, most of whom were seeing the restaurant for the first time.</w:t>
+        <w:br/>
+        <w:t xml:space="preserve">  The neighborhood, where businesses once catered to musicians and artists, is now dominated by national chains. An Apple Store stands at the former site of the Uptown Bar, a famed live music club. Mr. Kim wondered aloud how they might be able to honor Uptown's bohemian past.</w:t>
+        <w:br/>
+        <w:t xml:space="preserve">  Scott McNiece, a sound designer and music curator, approached the chef, having cued up some Norwegian jazz music on his phone. Earlier, Ms. Kim had mentioned that Ian Heieie, the Young Joni executive chef who will run the new restaurant's kitchen, grew up making lefse, the Norwegian flatbread.</w:t>
+        <w:br/>
+        <w:t xml:space="preserve">  ''They're not so different than tortillas,'' she said. She recalled the raw tuna tostadas she ate at Contramar, Gabriela Cámara's famous seafood restaurant in Mexico City. ''I'm thinking we could do something like that with gravlax.''</w:t>
+        <w:br/>
+        <w:t xml:space="preserve">  Ms. Kim asked Mr. McNiece to find some music by Lee Mi-ja, the South Korean singer Sooki would play in her family's home when Ms. Kim was young.</w:t>
+        <w:br/>
+        <w:t xml:space="preserve">  The chef puzzled over where Sooki would fit within her matrix of inspirations.</w:t>
+        <w:br/>
+        <w:t xml:space="preserve">  ''I don't really know what the food is going to be,'' Ms. Kim said. ''It just has to have meaning. I want it to reflect who I am.''</w:t>
+        <w:br/>
+        <w:t xml:space="preserve">  Follow NYT Food on Twitter and NYT Cooking on Instagram, Facebook, YouTube and Pinterest. Get regular updates from NYT Cooking, with recipe suggestions, cooking tips and shopping advice.</w:t>
         <w:br/>
         <w:br/>
-        <w:t>http://www.nytimes.com</w:t>
+        <w:t>https://www.nytimes.com/2019/09/10/dining/ann-kim-chef-minneapolis.html</w:t>
         <w:br/>
         <w:br/>
         <w:t>Graphic</w:t>
@@ -110,7 +168,11 @@
         <w:br/>
         <w:t xml:space="preserve"> </w:t>
         <w:br/>
-        <w:t>PHOTO: Rob Mulligan, left, whose father owns the Jimmy John's franchise outlets in Minneapolis, and Steven Smith, a worker. (PHOTOGRAPH BY CRAIG LASSIG FOR THE NEW YORK TIMES)</w:t>
+        <w:t>PHOTOS: Ann Kim and her husband operate three successful restaurants in the Minneapolis area, all of which are pizzerias to varying degrees. In May, Ms. Kim won the James Beard Foundation award for Best Chef: Midwest. (D1)</w:t>
+        <w:br/>
+        <w:t>Left, Ann Kim and her husband and partner, Conrad Leifur. Top, Ms. Kim preparing dough at Young Joni, one of her three restaurants. Above, roughly half of the menu at Young Joni is filled with items other than pizza, including bibim grain, far right, a dish with farro, vegetables and egg. Right, Young Joni was built inside a former Polish community center.</w:t>
+        <w:br/>
+        <w:t xml:space="preserve"> Ms. Kim, above, at the site of Sooki &amp; Mimi, her new restaurant in the Uptown neighborhood of Minneapolis. It is scheduled to open early next year. In addition to pizza, Young Joni's menu includes dishes like pork belly ssam, above right, with gem lettuce, scallion herb salad, kimchi, and ssamjang. (PHOTOGRAPHS BY JENN ACKERMAN FOR THE NEW YORK TIMES) (D8)</w:t>
       </w:r>
     </w:p>
     <w:sectPr>

--- a/example_articles/states/Minnesota/3.states_Minnesota_New_York_Times.docx
+++ b/example_articles/states/Minnesota/3.states_Minnesota_New_York_Times.docx
@@ -7,7 +7,7 @@
         <w:pStyle w:val="Heading1"/>
       </w:pPr>
       <w:r>
-        <w:t>Outside the Pizza Box</w:t>
+        <w:t>Tim Walz, Accepting V.P. Nomination, Tells Democrats to 'Leave It on the Field'</w:t>
       </w:r>
     </w:p>
     <w:p>
@@ -17,17 +17,17 @@
     </w:p>
     <w:p>
       <w:r>
-        <w:t>Date: 2019-09-11</w:t>
+        <w:t>Date: 2024-08-22</w:t>
       </w:r>
     </w:p>
     <w:p>
       <w:r>
-        <w:t>Section: Section D; Column 0; Dining In, Dining Out / Style Desk; Pg. 1</w:t>
+        <w:t>Section: US; politics</w:t>
       </w:r>
     </w:p>
     <w:p>
       <w:r>
-        <w:t>Source file: NYT/26.DOCX</w:t>
+        <w:t>Source file: NYT/2.DOCX</w:t>
       </w:r>
     </w:p>
     <w:p>
@@ -49,130 +49,77 @@
     </w:p>
     <w:p>
       <w:r>
-        <w:t>MINNEAPOLIS -- Last summer, Ann Kim announced that she would open a restaurant inspired by a trip to Valle de Guadalupe, Mexico, where she had tasted handmade heirloom blue-corn tortillas that moved her to tears.</w:t>
+        <w:t>Completing his transformation into a party leader, Mr. Walz played up his Midwestern roots and his time as a football coach. "It's the fourth quarter," he said. "We're down a field goal."</w:t>
         <w:br/>
-        <w:t xml:space="preserve">The Twin Cities news media responded with reports about her intention to open a Mexican restaurant. A year later, Ms. Kim, one of this city's most celebrated chef-restaurateurs, is still gathering ideas for the restaurant -- and still worried that she sent the wrong message. </w:t>
+        <w:t>Gov. Tim Walz of Minnesota offered himself as a bridge to disillusioned Americans who regard the Democratic Party as a bastion of coastal elitism, in a high-stakes address formally accepting the vice-presidential nomination on Wednesday night.</w:t>
         <w:br/>
-        <w:t xml:space="preserve">  ''Everyone was like, 'Ann's going to do a taqueria,''' Ms. Kim said. ''I still don't even know what the food is going to be. I'm a Korean that grew up in the suburbs of Minneapolis who tried this tortilla that made me cry. That's what I know.''</w:t>
+        <w:t>From the stage of the Democratic National Convention in Chicago, Mr. Walz completed his breathtaking transformation from little-known governor to leading party figure, accentuating his Midwestern roots and portraying the Democratic ticket as one that champions pragmatism and patriotism.</w:t>
         <w:br/>
-        <w:t xml:space="preserve">  Ms. Kim, 46, has been defying preconceptions for much of her life. A former actress, she had never so much as waited tables before opening her first restaurant, Pizzeria Lola, in 2010 with her husband and business partner, Conrad Leifur, who was also a first-time restaurateur. Today the couple operate three successful Minneapolis-area restaurants, none of which are Mexican -- or strictly Korean, for that matter.</w:t>
+        <w:t>"We're all here tonight for one beautiful, simple reason: We love this country," he said.</w:t>
         <w:br/>
-        <w:t xml:space="preserve">  They're all pizzerias, to varying degrees. Two feature soft-serve ice cream, a tribute to the treat Ms. Kim's parents allowed her and her sister on the special occasions they visited McDonald's.</w:t>
+        <w:t>A month ago, many Americans outside Minnesota were unfamiliar with Mr. Walz, other than highly engaged Democrats who delighted in his punchy television appearances and memorable critiques of Republicans, whom he labeled "weird."</w:t>
         <w:br/>
-        <w:t xml:space="preserve">  ''I make the kind of pizza I want to eat, and I serve soft-serve,'' Ms. Kim said. ''No one ever told me you can't do that because you're Korean.''</w:t>
+        <w:t>But on Wednesday, as he gave the most consequential speech of his career, attendees made clear they had quickly become familiar with his life story, including his background as a former high school football coach.</w:t>
         <w:br/>
-        <w:t xml:space="preserve">  Young Joni, which opened in 2016, is the newest and most ambitious of her projects. It's a genre-bending restaurant that happens to serve pizza, and it has turned Ms. Kim into a bright star in a restaurant scene that, in the Midwest, arguably ranks second only to Chicago's.</w:t>
+        <w:t>Before he took the stage, convention organizers handed out signs that read "Coach Walz," and a burly group of his former players, now middle-aged, marched out to the tune of their high school fight song. Chants of "Coach" rang out during his speech, which was rife with football metaphors.</w:t>
         <w:br/>
-        <w:t xml:space="preserve">  In May, she became the sixth local cook in 10 years to win the James Beard Foundation award for Best Chef: Midwest, and the first person of color, and first woman, from the Minneapolis area to receive the honor.</w:t>
+        <w:t>"It's the fourth quarter. We're down a field goal," Mr. Walz said. "But we're on offense and we've got the ball. We're driving down the field. And boy, do we have the right team."</w:t>
         <w:br/>
-        <w:t xml:space="preserve">  ''One of the many reasons why this is such an exciting era for Twin Cities dining can be summed up in two words: Young Joni,'' wrote Rick Nelson, the Star Tribune's restaurant critic, in naming it restaurant of the year in 2017. GQ and Eater named it one of the country's best new restaurants the same year.</w:t>
+        <w:t>He added: "We're going to leave it on the field. That's how we'll keep moving forward."</w:t>
         <w:br/>
-        <w:t xml:space="preserve">  The plaudits recognize the imagination and drive of a novice who turned her lack of restaurant experience into an asset. Young Joni draws on the creative tools Ms. Kim honed in theater, and brings to life the vision of an immigrant who arrived in the United States at age 4, and grew up eating her grandmother's kimchi and banchan along with fried chicken from KFC.</w:t>
+        <w:t>In some ways, Mr. Walz — who speaks often of "joy" and has the demeanor of a man who still can't believe his good fortune — is the human embodiment of the Democratic Party's head-spinning reversal of energy this summer.</w:t>
         <w:br/>
-        <w:t xml:space="preserve">  The restaurant's format is similar to that of regionally distinct, not-just-pizzerias like Roberta's in Brooklyn, Hog &amp; Hominy in Memphis and Gjelina in Los Angeles. These menus are filled with items other than pizza -- in Joni's case, a mix of artfully composed plates of seasonal produce and meats roasted in wood-fired ovens.</w:t>
+        <w:t>After President Biden's exit from the race and Vice President Kamala Harris's ascent, an anxious party that was dreading November suddenly seems giddy.</w:t>
         <w:br/>
-        <w:t xml:space="preserve">  Many dishes -- garlic-scape kimchi, spicy-sweet short-rib pizza, a farro salad based loosely on bibimbap -- draw liberally from Ms. Kim's Korean-American childhood, deepening the restaurant's flavor palette while stopping short of defining its sensibility.</w:t>
+        <w:t>"I'm having more fun than I ever imagined," said Senator Chuck Schumer of New York, the majority leader who has been coming to Democratic conventions since 1984. "There's such unity and excitement. Who ever thought?"</w:t>
         <w:br/>
-        <w:t xml:space="preserve">  ''This is just the food I like,'' Ms. Kim said.</w:t>
+        <w:t>Of course, senior Democrats also think that the campaign against former President Donald J. Trump will be ugly, unpredictable and close.</w:t>
         <w:br/>
-        <w:t xml:space="preserve">  Growing up in Apple Valley, a Twin Cities suburb, she said, ''I felt like a Midwesterner. I identified as Minnesotan. I never really identified as Korean. I'd always tried to hide it. My food is an expression of that.''</w:t>
+        <w:t>That, in part, is where Mr. Walz comes in.</w:t>
         <w:br/>
-        <w:t xml:space="preserve">  She entered the restaurant business around the time the foundation was being laid for the Twin Cities' culinary flowering, fostered by an adventurous dining public and a multiethnic talent pool that belie outdated stereotypes of this Scandinavian stronghold.</w:t>
+        <w:t>Throughout the evening, there were frequent nods to Mr. Walz's identity as a husband, father and red-blooded American man. His remarks focused far more on the details of his football coaching career than on the 12 years he spent in Congress. And he repeated a familiar line from his stump speech about his prowess as a hunter, noting he "has the trophies to prove" he was a more accurate shot than his Republican colleagues in the House.</w:t>
         <w:br/>
-        <w:t xml:space="preserve">  The scene's energy flows from a diverse array of tastemakers, like Gavin Kaysen, whose tutelage by Daniel Boulud is evident at his downtown Minneapolis flagship Spoon and Stable, and Yia Vang, a rising talent who is shining a light on the food of the large local Hmong population at Union Hmong Kitchen, a catering business that operates pop-ups and a food truck.</w:t>
+        <w:t>It illustrated why Democrats hope he can help stem their losses with rural and white working-class voters — especially men — who have grown increasingly hostile to his party.</w:t>
         <w:br/>
-        <w:t xml:space="preserve">  Hai Hai, an Asian street-food restaurant owned in part by the Vietnamese-American chef Christina Nguyen, and Colita, where the Argentina-born chef Daniel del Prado blends Mexican cooking with barbecue, are two of the most successful new local restaurant openings of the past two years.</w:t>
+        <w:t>"Who better to take on the price of gas than a guy who could pull over to help change your tire?" Senator Amy Klobuchar of Minnesota said from the convention stage shortly before Mr. Walz spoke, playing up his average-Joe persona. "Who better to find common ground than a guy with Midwestern common sense?"</w:t>
         <w:br/>
-        <w:t xml:space="preserve">  Ms. Kim credits her fast rise to rigorous self-education. ''I read, I ate, I reached out to people I respected,'' she said. ''I was a sponge.''</w:t>
+        <w:t>On Wednesday, the country also caught a glimpse of Mr. Walz's family. His wife, Gwen Walz, who has stood out this week for the notably expressive way she watches speeches, narrated a video introducing her husband. Their two children, Hope and Gus, were seen on camera responding emotionally when Mr. Walz said that his family was his "entire world."</w:t>
         <w:br/>
-        <w:t xml:space="preserve">  Alex Roberts, the chef and owner of the 20-year-old Restaurant Alma, near the University of Minnesota's Minneapolis campus, was one of the first chefs Ms. Kim tapped for advice. He was struck by the unusual combination of gifts she already possessed.</w:t>
+        <w:t>In one poignant moment, his son stood up, crying, and seemed to mouth, "That's my dad."</w:t>
         <w:br/>
-        <w:t xml:space="preserve">  ''Ann's palate was already drawn to aromatics and umami, growing up in a Korean household -- and now tastes are evolving in that direction,'' Mr. Roberts said.</w:t>
+        <w:t>Mr. Walz began his career as a culturally conservative Democrat on some issues — in particular, guns — before evolving in recent years into a liberal favorite. His first term as governor was marked by consensus-building with Republicans who controlled one chamber of the State Legislature. But when Democrats won majorities in the 2022 election, he pressed to enact a sweeping agenda of liberal priorities.</w:t>
         <w:br/>
-        <w:t xml:space="preserve">  He believes her background in theater also gave her a creative leg-up on the competition. ''She talks about her ideas with humility, and is open to collaboration,'' he said. ''It seems like she came out of nowhere, but maybe in fact she was more qualified than everyone else.''</w:t>
+        <w:t>"While other states were banning books from their schools, we were banishing hunger from ours," Mr. Walz said, referring to a bill he signed that allowed public schools to provide all students with free breakfast and lunch.</w:t>
         <w:br/>
-        <w:t xml:space="preserve">  Young Joni was constructed inside a former Polish community center in northeast Minneapolis. The open kitchen's wood-fired ovens and grills cast a warm glow over the large dining room that is accentuated by a design heavy on natural wood. Exposed beams are set at an angle from the walls.</w:t>
+        <w:t>But back in 2006, he also flipped a largely rural and more conservative House district in southern Minnesota.</w:t>
         <w:br/>
-        <w:t xml:space="preserve">  ''When you come in, you're at odds with the space,'' said Milo Garcia, a founder of Studio MAI in Los Angeles, who designed Young Joni. ''Turning something on its axis makes it feel a little more lived in.''</w:t>
+        <w:t>"Never underestimate a public-school teacher," Mr. Walz, a former social studies teacher, said to cheers. Describing lessons from his time in Congress, he added, "I learned how to work across the aisle on issues like growing the rural economies and taking care of veterans, and I learned how to compromise without compromising my values."</w:t>
         <w:br/>
-        <w:t xml:space="preserve">  Ms. Kim cold-called Mr. Garcia after falling for the beachside atmospherics at Gjelina, a MAI client. The firm designed the Back Bar, a speakeasy behind an unmarked exterior door at the rear of Young Joni's building, to resemble the lakeside cabin that her husband's family owns in his native North Dakota. The small room is wrapped in vintage-style floral wallpaper.</w:t>
+        <w:t>With his emphasis on neighborliness and his folksy style, he still speaks the language of small-town America. (His walk-on music, John Mellencamp's "Small Town," only drove that point home.)</w:t>
         <w:br/>
-        <w:t xml:space="preserve">  ''Everyone around here has a memory of a place like this,'' said Mr. Leifur, a Yale-educated former investment analyst, sipping a beer from a Back Bar table across the room from his grandmother's upright piano. ''Ann likes to do things with a history and a past, and reimagine it.''</w:t>
+        <w:t>The governor, a graduate of Chadron State College in Nebraska, has also relished turning charges of elitism against Republicans — Senator JD Vance, Mr. Trump's running mate, attended Yale Law School.</w:t>
         <w:br/>
-        <w:t xml:space="preserve">  Ms. Kim and her collaborators refer to her creative process as ''remixing.''</w:t>
+        <w:t>"I had 24 kids in my high school class," Mr. Walz said of his Nebraska upbringing. "And none of them went to Yale."</w:t>
         <w:br/>
-        <w:t xml:space="preserve">  ''It's purely aesthetic and tactile and sensory,'' said Dan Ibarra, a graphic designer who advises Ms. Kim on branding. ''It's more like an artist working with media.''</w:t>
+        <w:t>Ms. Harris and Mr. Walz have both embraced traditionally right-leaning language and phrasing to cast themselves as defenders of universal American values like freedom and liberty, arguing that it is Republicans, with their abortion bans in many states, who are spurring government intrusion into Americans' lives.</w:t>
         <w:br/>
-        <w:t xml:space="preserve">  Mr. Ibarra and his business partner, Kevin Wade, joined Ms. Kim at the headquarters of Vestalia Hospitality, her and Mr. Leifur's restaurant company, in the city's Uptown neighborhood, to discuss the new restaurant, Sooki &amp; Mimi, projected to open a mile away early next year.</w:t>
+        <w:t>"In Minnesota, we respect our neighbors and the personal choices they make," Mr. Walz said, offering a line that has become a favorite with his fans. "And even if we wouldn't make those same choices for ourselves, we've got a golden rule: Mind your own damn business."</w:t>
         <w:br/>
-        <w:t xml:space="preserve">  All agreed that finding the right name was crucial for such a complicated enterprise. The team rejected Latin-sounding words, fearful that they would pigeonhole the restaurant. The name, Mr. Ibarra said, ''definitely needed to be an empty vessel.''</w:t>
+        <w:t>Mr. Walz, who served 24 years in the Army National Guard, seems comfortable with an emphasis on patriotic language. But Republicans, led by Mr. Vance, who served in the Marine Corps, have attacked him over his military record and how he has characterized his service.</w:t>
         <w:br/>
-        <w:t xml:space="preserve">  Ms. Kim is also wary of any hint of cultural appropriation -- a charge often leveled these days at chefs who work in cuisines they weren't born into.</w:t>
+        <w:t>Four veterans who investigate claims of fraudulent military service told The New York Times that they did not believe Mr. Walz engaged in "stolen valor," but that he did misrepresent or speak imprecisely about his record at times. Mr. Walz has strongly defended his record, saying on Wednesday night that he "proudly wore our nation's uniform."</w:t>
         <w:br/>
-        <w:t xml:space="preserve">  The topic became volatile in the Twin Cities last year, when the television celebrity Andrew Zimmern, who is white, made what he later conceded were insensitive remarks about Chinese-American restaurants as he prepared to open Lucky Cricket, his Asian fast casual restaurant in a Minneapolis suburb.</w:t>
+        <w:t>In attacking Mr. Trump, Mr. Walz turned to the kind of prairie populism that helped propel him in Minnesota, saying that the former president's agenda "serves nobody, except the richest and the most extreme amongst us" and did "nothing for our neighbors in need."</w:t>
         <w:br/>
-        <w:t xml:space="preserve">  Ms. Kim is at pains to frame her efforts to master new cuisines -- she is trying to learn how to hand-grind nixtamalized corn, and will travel to Spain this month to explore how churros are made -- as an exercise in respect, not acquisition.</w:t>
+        <w:t>And he echoed arguments made by Democrats throughout the convention that Americans had grown tired of Mr. Trump's insults and brash aggression.</w:t>
         <w:br/>
-        <w:t xml:space="preserve">  ''I am not saying I'm the queen of tortillas,'' she said. ''Let's make that very clear.''</w:t>
+        <w:t>"Leaders don't spend all day insulting people and blaming others. Leaders do the work," Mr. Walz said, comparing Mr. Trump unfavorably to the high schoolers he had taught. "So I don't know about you: I'm ready to turn the page on these guys."</w:t>
         <w:br/>
-        <w:t xml:space="preserve">  Sooki was the nickname of Ms. Kim's maternal grandmother, Sook Young Kim. Mimi was her ''adopted grandmother,'' Thelma Lange, the mother of her white, Minnesota-born uncle.</w:t>
+        <w:t>Taylor Robinson contributed reporting.</w:t>
         <w:br/>
-        <w:t xml:space="preserve">  ''He sponsored our family to get a visa and ultimately citizenship,'' said Ms. Kim, whose family immigrated from South Korea to Minnesota in 1977. ''His family became our only other family.''</w:t>
+        <w:t xml:space="preserve">Taylor Robinson contributed reporting. </w:t>
         <w:br/>
-        <w:t xml:space="preserve">  ''Sooki was the one who gave us sustenance and all the things that were Korean,'' she added, ''making the stinky gochujang in the jangdok, and the kimchi.''</w:t>
-        <w:br/>
-        <w:t xml:space="preserve">  Mimi, by contrast, ''wanted us to assimilate. She wanted to make sure we read books and had season tickets to the orchestra and Children's Theatre. I really kind of wanted to be Mimi.''</w:t>
-        <w:br/>
-        <w:t xml:space="preserve">  Ms. Kim's experience growing up as one of the few Asians in a predominantly white suburb has become the animating tension in her professional life.</w:t>
-        <w:br/>
-        <w:t xml:space="preserve">  ''I didn't even tell my parents I was opening a restaurant until a week before we opened'' Pizzeria Lola, Ms. Kim said. (Her other restaurant is Hello Pizza, a New York-style slice and sandwich place in suburban Edina.)</w:t>
-        <w:br/>
-        <w:t xml:space="preserve">  She had pleased her working-class parents by graduating from Columbia University, but then upset them by choosing acting over the more stable professions they preferred.</w:t>
-        <w:br/>
-        <w:t xml:space="preserve">  ''My parents disowned me for a time,'' she said. ''They worked hard for me and my sister. They didn't speak English. We were on government assistance for a time -- I still remember the government cheese. Their dream wasn't for me to struggle as an actor or a cook.''</w:t>
-        <w:br/>
-        <w:t xml:space="preserve">  Ms. Kim landed roles in productions staged by the most respected local companies, including the Guthrie Theater, and made enough to pay off her student loans. But she felt her race limited the parts she could get, and over time the ''passion became a hustle,'' she said. ''I felt like I didn't have any agency, regardless of how hard I tried.''</w:t>
-        <w:br/>
-        <w:t xml:space="preserve">  Ms. Kim alluded to her sometimes painful career path in an emotional acceptance speech at the James Beard Awards ceremony in May. ''My journey has not been easy, it has not been linear, it has not been conventional,'' Ms. Kim said. She described the courage it took to change professions with an alliterative pairing of an expletive with the word ''fear.''</w:t>
-        <w:br/>
-        <w:t xml:space="preserve">  The hashtag-able applause line captured qualities that endear Ms. Kim to her creative partners. ''Ann has this angst about her, this drive and stubbornness that we love,'' said Mr. Garcia, the designer.</w:t>
-        <w:br/>
-        <w:t xml:space="preserve">  Ms. Kim regards every restaurant as a high-stakes gambit, but none more so than Sooki &amp; Mimi. ''When I opened Lola, nobody cared who I was,'' she said.</w:t>
-        <w:br/>
-        <w:t xml:space="preserve">  More pressure comes from the symbolism of the new restaurant's address. For more than three decades it was the home of Lucia's, a beloved Minneapolis restaurant whose chef and founder, Lucia Watson, helped advance the idea of treating Upper Midwestern ingredients and recipes with reverence.</w:t>
-        <w:br/>
-        <w:t xml:space="preserve">  ''I want to honor her legacy,'' Ms. Kim said. ''I'm excited, and I'm nervous.''</w:t>
-        <w:br/>
-        <w:t xml:space="preserve">  She was standing in the stripped-to-studs space that will be Sooki &amp; Mimi's dining room. She circulated among her collaborators, most of whom were seeing the restaurant for the first time.</w:t>
-        <w:br/>
-        <w:t xml:space="preserve">  The neighborhood, where businesses once catered to musicians and artists, is now dominated by national chains. An Apple Store stands at the former site of the Uptown Bar, a famed live music club. Mr. Kim wondered aloud how they might be able to honor Uptown's bohemian past.</w:t>
-        <w:br/>
-        <w:t xml:space="preserve">  Scott McNiece, a sound designer and music curator, approached the chef, having cued up some Norwegian jazz music on his phone. Earlier, Ms. Kim had mentioned that Ian Heieie, the Young Joni executive chef who will run the new restaurant's kitchen, grew up making lefse, the Norwegian flatbread.</w:t>
-        <w:br/>
-        <w:t xml:space="preserve">  ''They're not so different than tortillas,'' she said. She recalled the raw tuna tostadas she ate at Contramar, Gabriela Cámara's famous seafood restaurant in Mexico City. ''I'm thinking we could do something like that with gravlax.''</w:t>
-        <w:br/>
-        <w:t xml:space="preserve">  Ms. Kim asked Mr. McNiece to find some music by Lee Mi-ja, the South Korean singer Sooki would play in her family's home when Ms. Kim was young.</w:t>
-        <w:br/>
-        <w:t xml:space="preserve">  The chef puzzled over where Sooki would fit within her matrix of inspirations.</w:t>
-        <w:br/>
-        <w:t xml:space="preserve">  ''I don't really know what the food is going to be,'' Ms. Kim said. ''It just has to have meaning. I want it to reflect who I am.''</w:t>
-        <w:br/>
-        <w:t xml:space="preserve">  Follow NYT Food on Twitter and NYT Cooking on Instagram, Facebook, YouTube and Pinterest. Get regular updates from NYT Cooking, with recipe suggestions, cooking tips and shopping advice.</w:t>
-        <w:br/>
-        <w:br/>
-        <w:t>https://www.nytimes.com/2019/09/10/dining/ann-kim-chef-minneapolis.html</w:t>
-        <w:br/>
-        <w:br/>
-        <w:t>Graphic</w:t>
-        <w:br/>
-        <w:br/>
-        <w:t xml:space="preserve"> </w:t>
-        <w:br/>
-        <w:t>PHOTOS: Ann Kim and her husband operate three successful restaurants in the Minneapolis area, all of which are pizzerias to varying degrees. In May, Ms. Kim won the James Beard Foundation award for Best Chef: Midwest. (D1)</w:t>
-        <w:br/>
-        <w:t>Left, Ann Kim and her husband and partner, Conrad Leifur. Top, Ms. Kim preparing dough at Young Joni, one of her three restaurants. Above, roughly half of the menu at Young Joni is filled with items other than pizza, including bibim grain, far right, a dish with farro, vegetables and egg. Right, Young Joni was built inside a former Polish community center.</w:t>
-        <w:br/>
-        <w:t xml:space="preserve"> Ms. Kim, above, at the site of Sooki &amp; Mimi, her new restaurant in the Uptown neighborhood of Minneapolis. It is scheduled to open early next year. In addition to pizza, Young Joni's menu includes dishes like pork belly ssam, above right, with gem lettuce, scallion herb salad, kimchi, and ssamjang. (PHOTOGRAPHS BY JENN ACKERMAN FOR THE NEW YORK TIMES) (D8)</w:t>
+        <w:t>PHOTO: Gov. Tim Walz of Minnesota spoke Wednesday at the convention in Chicago. "We're going to leave it on the field," he said, invoking football metaphors for the campaign. (PHOTOGRAPH BY MADDIE MCGARVEY FOR THE NEW YORK TIMES) This article appeared in print on page A11.</w:t>
       </w:r>
     </w:p>
     <w:sectPr>
